--- a/downloads/handouts/Unit 07/Handout 07.11 - Judge Sheet and Audience Scoring Sheet.docx
+++ b/downloads/handouts/Unit 07/Handout 07.11 - Judge Sheet and Audience Scoring Sheet.docx
@@ -831,8 +831,11 @@
       <w:bookmarkEnd w:id="31"/>
     </w:p>
     <w:p>
-      <w:r>
-        <w:br w:type="page"/>
+      <w:pPr>
+        <w:pStyle w:val="FirstParagraph"/>
+      </w:pPr>
+      <w:r>
+        <w:t xml:space="preserve">____________________________________________________________________</w:t>
       </w:r>
     </w:p>
     <w:p>
@@ -1368,8 +1371,11 @@
       <w:bookmarkEnd w:id="35"/>
     </w:p>
     <w:p>
-      <w:r>
-        <w:br w:type="page"/>
+      <w:pPr>
+        <w:pStyle w:val="FirstParagraph"/>
+      </w:pPr>
+      <w:r>
+        <w:t xml:space="preserve">____________________________________________________________________</w:t>
       </w:r>
     </w:p>
     <w:p>
@@ -1629,8 +1635,11 @@
       </w:r>
     </w:p>
     <w:p>
-      <w:r>
-        <w:br w:type="page"/>
+      <w:pPr>
+        <w:pStyle w:val="BodyText"/>
+      </w:pPr>
+      <w:r>
+        <w:t xml:space="preserve">____________________________________________________________________</w:t>
       </w:r>
     </w:p>
     <w:p>
@@ -2367,7 +2376,7 @@
     </w:rPrDefault>
     <w:pPrDefault>
       <w:pPr>
-        <w:spacing w:after="200"/>
+        <w:spacing w:line="360" w:lineRule="auto" w:after="200"/>
       </w:pPr>
     </w:pPrDefault>
   </w:docDefaults>

--- a/downloads/handouts/Unit 07/Handout 07.11 - Judge Sheet and Audience Scoring Sheet.docx
+++ b/downloads/handouts/Unit 07/Handout 07.11 - Judge Sheet and Audience Scoring Sheet.docx
@@ -92,7 +92,7 @@
         <w:pStyle w:val="FirstParagraph"/>
       </w:pPr>
       <w:r>
-        <w:t xml:space="preserve">Every team’s idea had to connect to at least one thing this course covered this year: food, money, family, home, clothing, or work. They found a real problem, generated twenty ideas, filtered them, interviewed three customers, calculated what one unit costs them to make and what they would charge, figured out how many they have to sell before they stop losing money, built something you can hold, and wrote a 60-second pitch in six parts:</w:t>
+        <w:t xml:space="preserve">Every team’s idea had to connect to at least one thing this course covered this year: food, money, family, home, clothing, or work. Each team found a real problem, came up with twenty ideas, and filtered them down to one. They interviewed three customers. They worked out what one unit costs them to make and what they would charge. They figured out how many they have to sell before they stop losing money. They built something you can hold. And they wrote a 60-second pitch in six parts:</w:t>
       </w:r>
     </w:p>
     <w:p>
@@ -155,7 +155,7 @@
         <w:t xml:space="preserve"> </w:t>
       </w:r>
       <w:r>
-        <w:t xml:space="preserve">(15 seconds): what they make or do, and one differentiator.</w:t>
+        <w:t xml:space="preserve">(15 seconds): what they make or do, and one thing that makes it different.</w:t>
       </w:r>
     </w:p>
     <w:p>
@@ -425,7 +425,7 @@
         <w:t xml:space="preserve"> </w:t>
       </w:r>
       <w:r>
-        <w:t xml:space="preserve">The teacher scores these students on a rubric they have had in their hands since the first day of the project. Your sheets are read and they inform the score; they do not set it. So be honest.</w:t>
+        <w:t xml:space="preserve">The teacher scores these students on a rubric they have had in their hands since the first day of the project. Your sheets are read and they help shape the score; they do not set it. So be honest.</w:t>
       </w:r>
     </w:p>
     <w:p>
@@ -436,13 +436,13 @@
         <w:rPr>
           <w:b/>
         </w:rPr>
-        <w:t xml:space="preserve">Some students are delivering a written part read aloud by a teammate, or answering with a card in hand.</w:t>
+        <w:t xml:space="preserve">Some students have a teammate read their written part aloud, or answer with a card in hand.</w:t>
       </w:r>
       <w:r>
         <w:t xml:space="preserve"> </w:t>
       </w:r>
       <w:r>
-        <w:t xml:space="preserve">That is a planned accommodation, not a mistake, and it is scored at full credit. If a student asks you to repeat a question, repeat it.</w:t>
+        <w:t xml:space="preserve">That is a planned support, not a mistake, and it is scored at full credit. If a student asks you to repeat a question, repeat it.</w:t>
       </w:r>
     </w:p>
     <w:p>
@@ -835,7 +835,7 @@
         <w:pStyle w:val="FirstParagraph"/>
       </w:pPr>
       <w:r>
-        <w:t xml:space="preserve">____________________________________________________________________</w:t>
+        <w:t xml:space="preserve">Line 1: ____________________________________________________________________</w:t>
       </w:r>
     </w:p>
     <w:p>
@@ -887,7 +887,7 @@
         <w:rPr>
           <w:b/>
         </w:rPr>
-        <w:t xml:space="preserve">You are working the whole period. Score every team. This sheet is collected and it counts.</w:t>
+        <w:t xml:space="preserve">You have a job the whole period. Score every team. This sheet is collected and it counts.</w:t>
       </w:r>
     </w:p>
     <w:p>
@@ -1357,7 +1357,7 @@
         <w:rPr>
           <w:i/>
         </w:rPr>
-        <w:t xml:space="preserve">in the row.</w:t>
+        <w:t xml:space="preserve">in your team’s row.</w:t>
       </w:r>
     </w:p>
     <w:p>
@@ -1375,7 +1375,7 @@
         <w:pStyle w:val="FirstParagraph"/>
       </w:pPr>
       <w:r>
-        <w:t xml:space="preserve">____________________________________________________________________</w:t>
+        <w:t xml:space="preserve">Line 1: ____________________________________________________________________</w:t>
       </w:r>
     </w:p>
     <w:p>
@@ -1611,9 +1611,9 @@
       <w:pPr>
         <w:pStyle w:val="Heading2"/>
       </w:pPr>
-      <w:bookmarkStart w:id="37" w:name="one-vote-defended-with-evidence"/>
-      <w:r>
-        <w:t xml:space="preserve">One vote, defended with evidence</w:t>
+      <w:bookmarkStart w:id="37" w:name="one-vote-backed-up-with-proof"/>
+      <w:r>
+        <w:t xml:space="preserve">One vote, backed up with proof</w:t>
       </w:r>
       <w:bookmarkEnd w:id="37"/>
     </w:p>
@@ -1639,7 +1639,7 @@
         <w:pStyle w:val="BodyText"/>
       </w:pPr>
       <w:r>
-        <w:t xml:space="preserve">____________________________________________________________________</w:t>
+        <w:t xml:space="preserve">Line 2: ____________________________________________________________________</w:t>
       </w:r>
     </w:p>
     <w:p>
@@ -2376,7 +2376,7 @@
     </w:rPrDefault>
     <w:pPrDefault>
       <w:pPr>
-        <w:spacing w:line="360" w:lineRule="auto" w:after="200"/>
+        <w:spacing w:after="200"/>
       </w:pPr>
     </w:pPrDefault>
   </w:docDefaults>
